--- a/Курс 3/МВ/06.05.2026/ИД23-1_МасловАН_YandexDataLens (Вычисления).docx
+++ b/Курс 3/МВ/06.05.2026/ИД23-1_МасловАН_YandexDataLens (Вычисления).docx
@@ -22,12 +22,14 @@
       <w:r>
         <w:t xml:space="preserve"> </w:t>
       </w:r>
+      <w:proofErr w:type="spellStart"/>
       <w:r>
         <w:rPr>
           <w:lang w:val="en-US"/>
         </w:rPr>
         <w:t>DataLens</w:t>
       </w:r>
+      <w:proofErr w:type="spellEnd"/>
       <w:r>
         <w:t xml:space="preserve"> </w:t>
       </w:r>
@@ -71,6 +73,7 @@
       <w:r>
         <w:rPr>
           <w:b/>
+          <w:noProof/>
         </w:rPr>
         <w:drawing>
           <wp:inline distT="0" distB="0" distL="0" distR="0" wp14:anchorId="673D9AC0" wp14:editId="7A9CE9F5">
@@ -147,6 +150,9 @@
     </w:p>
     <w:p>
       <w:r>
+        <w:rPr>
+          <w:noProof/>
+        </w:rPr>
         <w:lastRenderedPageBreak/>
         <w:drawing>
           <wp:inline distT="0" distB="0" distL="0" distR="0" wp14:anchorId="58A434F0" wp14:editId="212980F9">
@@ -254,6 +260,9 @@
     </w:p>
     <w:p>
       <w:r>
+        <w:rPr>
+          <w:noProof/>
+        </w:rPr>
         <w:drawing>
           <wp:inline distT="0" distB="0" distL="0" distR="0" wp14:anchorId="77F01091" wp14:editId="66F1EE17">
             <wp:extent cx="5940425" cy="3804920"/>
@@ -337,6 +346,7 @@
         </w:rPr>
         <w:t>Создание поля «</w:t>
       </w:r>
+      <w:proofErr w:type="spellStart"/>
       <w:r>
         <w:rPr>
           <w:rFonts w:asciiTheme="majorBidi" w:hAnsiTheme="majorBidi" w:cstheme="majorBidi"/>
@@ -355,6 +365,7 @@
         </w:rPr>
         <w:t>_выпуска</w:t>
       </w:r>
+      <w:proofErr w:type="spellEnd"/>
       <w:r>
         <w:rPr>
           <w:rFonts w:asciiTheme="majorBidi" w:hAnsiTheme="majorBidi" w:cstheme="majorBidi"/>
@@ -368,6 +379,9 @@
     <w:p/>
     <w:p>
       <w:r>
+        <w:rPr>
+          <w:noProof/>
+        </w:rPr>
         <w:lastRenderedPageBreak/>
         <w:drawing>
           <wp:inline distT="0" distB="0" distL="0" distR="0" wp14:anchorId="6175AC77" wp14:editId="305431EC">
@@ -452,6 +466,7 @@
         </w:rPr>
         <w:t>Создание поля «</w:t>
       </w:r>
+      <w:proofErr w:type="spellStart"/>
       <w:r>
         <w:rPr>
           <w:rFonts w:asciiTheme="majorBidi" w:hAnsiTheme="majorBidi" w:cstheme="majorBidi"/>
@@ -461,6 +476,7 @@
         </w:rPr>
         <w:t>возраст_авто</w:t>
       </w:r>
+      <w:proofErr w:type="spellEnd"/>
       <w:r>
         <w:rPr>
           <w:rFonts w:asciiTheme="majorBidi" w:hAnsiTheme="majorBidi" w:cstheme="majorBidi"/>
@@ -496,6 +512,7 @@
         <w:rPr>
           <w:rFonts w:asciiTheme="majorBidi" w:hAnsiTheme="majorBidi" w:cstheme="majorBidi"/>
           <w:bCs/>
+          <w:noProof/>
           <w:sz w:val="28"/>
           <w:szCs w:val="28"/>
         </w:rPr>
@@ -539,9 +556,6 @@
     <w:p>
       <w:pPr>
         <w:jc w:val="center"/>
-        <w:rPr>
-          <w:lang w:val="en-US"/>
-        </w:rPr>
       </w:pPr>
       <w:r>
         <w:rPr>
@@ -579,6 +593,7 @@
         </w:rPr>
         <w:t>Создание поля «</w:t>
       </w:r>
+      <w:proofErr w:type="spellStart"/>
       <w:r>
         <w:rPr>
           <w:rFonts w:asciiTheme="majorBidi" w:hAnsiTheme="majorBidi" w:cstheme="majorBidi"/>
@@ -588,6 +603,7 @@
         </w:rPr>
         <w:t>округленный_пробег</w:t>
       </w:r>
+      <w:proofErr w:type="spellEnd"/>
       <w:r>
         <w:rPr>
           <w:rFonts w:asciiTheme="majorBidi" w:hAnsiTheme="majorBidi" w:cstheme="majorBidi"/>
@@ -601,6 +617,9 @@
     <w:p/>
     <w:p>
       <w:r>
+        <w:rPr>
+          <w:noProof/>
+        </w:rPr>
         <w:lastRenderedPageBreak/>
         <w:drawing>
           <wp:inline distT="0" distB="0" distL="0" distR="0" wp14:anchorId="2D0E7F85" wp14:editId="53565D21">
@@ -690,6 +709,9 @@
     <w:p/>
     <w:p>
       <w:r>
+        <w:rPr>
+          <w:noProof/>
+        </w:rPr>
         <w:drawing>
           <wp:inline distT="0" distB="0" distL="0" distR="0" wp14:anchorId="5FE1698C" wp14:editId="299DCD5F">
             <wp:extent cx="5940425" cy="3032760"/>
@@ -780,21 +802,15 @@
           <w:sz w:val="28"/>
           <w:szCs w:val="28"/>
         </w:rPr>
-        <w:t>второго</w:t>
-      </w:r>
-      <w:r>
-        <w:rPr>
-          <w:rFonts w:asciiTheme="majorBidi" w:hAnsiTheme="majorBidi" w:cstheme="majorBidi"/>
-          <w:bCs/>
-          <w:sz w:val="28"/>
-          <w:szCs w:val="28"/>
-        </w:rPr>
-        <w:t xml:space="preserve"> чарта</w:t>
+        <w:t>второго чарта</w:t>
       </w:r>
     </w:p>
     <w:p/>
     <w:p>
       <w:r>
+        <w:rPr>
+          <w:noProof/>
+        </w:rPr>
         <w:lastRenderedPageBreak/>
         <w:drawing>
           <wp:inline distT="0" distB="0" distL="0" distR="0" wp14:anchorId="5458FD28" wp14:editId="37A64797">
@@ -894,6 +910,7 @@
         <w:rPr>
           <w:rFonts w:asciiTheme="majorBidi" w:hAnsiTheme="majorBidi" w:cstheme="majorBidi"/>
           <w:bCs/>
+          <w:noProof/>
           <w:sz w:val="28"/>
           <w:szCs w:val="28"/>
         </w:rPr>
@@ -1040,15 +1057,58 @@
       </w:r>
     </w:p>
     <w:p>
-      <w:r>
-        <w:rPr>
-          <w:noProof/>
-        </w:rPr>
+      <w:pPr>
+        <w:rPr>
+          <w:bCs/>
+          <w:sz w:val="28"/>
+          <w:szCs w:val="28"/>
+          <w:lang w:val="en-US"/>
+        </w:rPr>
+      </w:pPr>
+      <w:r>
+        <w:rPr>
+          <w:bCs/>
+          <w:sz w:val="28"/>
+          <w:szCs w:val="28"/>
+        </w:rPr>
+        <w:t xml:space="preserve">Использовался датасет </w:t>
+      </w:r>
+      <w:r>
+        <w:rPr>
+          <w:bCs/>
+          <w:sz w:val="28"/>
+          <w:szCs w:val="28"/>
+          <w:lang w:val="en-US"/>
+        </w:rPr>
+        <w:t>Kaggle:</w:t>
+      </w:r>
+    </w:p>
+    <w:p>
+      <w:pPr>
+        <w:rPr>
+          <w:bCs/>
+          <w:sz w:val="28"/>
+          <w:szCs w:val="28"/>
+          <w:lang w:val="en-US"/>
+        </w:rPr>
+      </w:pPr>
+      <w:r>
+        <w:rPr>
+          <w:bCs/>
+          <w:sz w:val="28"/>
+          <w:szCs w:val="28"/>
+          <w:lang w:val="en-US"/>
+        </w:rPr>
+        <w:t>https://www.kaggle.com/datasets/gregorut/videogamesales</w:t>
+      </w:r>
+    </w:p>
+    <w:p>
+      <w:r>
         <w:drawing>
-          <wp:inline distT="0" distB="0" distL="0" distR="0" wp14:anchorId="289901A7" wp14:editId="7CBCFF37">
-            <wp:extent cx="5940425" cy="2731770"/>
+          <wp:inline distT="0" distB="0" distL="0" distR="0" wp14:anchorId="7BF81A7C" wp14:editId="3A8E6634">
+            <wp:extent cx="5940425" cy="3171190"/>
             <wp:effectExtent l="0" t="0" r="3175" b="0"/>
-            <wp:docPr id="2051948500" name="Рисунок 1"/>
+            <wp:docPr id="1728872497" name="Рисунок 1"/>
             <wp:cNvGraphicFramePr>
               <a:graphicFrameLocks xmlns:a="http://schemas.openxmlformats.org/drawingml/2006/main" noChangeAspect="1"/>
             </wp:cNvGraphicFramePr>
@@ -1056,7 +1116,7 @@
               <a:graphicData uri="http://schemas.openxmlformats.org/drawingml/2006/picture">
                 <pic:pic xmlns:pic="http://schemas.openxmlformats.org/drawingml/2006/picture">
                   <pic:nvPicPr>
-                    <pic:cNvPr id="2051948500" name=""/>
+                    <pic:cNvPr id="1728872497" name=""/>
                     <pic:cNvPicPr/>
                   </pic:nvPicPr>
                   <pic:blipFill>
@@ -1068,7 +1128,7 @@
                   <pic:spPr>
                     <a:xfrm>
                       <a:off x="0" y="0"/>
-                      <a:ext cx="5940425" cy="2731770"/>
+                      <a:ext cx="5940425" cy="3171190"/>
                     </a:xfrm>
                     <a:prstGeom prst="rect">
                       <a:avLst/>
@@ -1171,21 +1231,21 @@
           <w:bCs/>
           <w:sz w:val="28"/>
           <w:szCs w:val="28"/>
-        </w:rPr>
-      </w:pPr>
-      <w:r>
-        <w:rPr>
-          <w:rFonts w:asciiTheme="majorBidi" w:hAnsiTheme="majorBidi" w:cstheme="majorBidi"/>
-          <w:bCs/>
-          <w:noProof/>
+          <w:lang w:val="en-US"/>
+        </w:rPr>
+      </w:pPr>
+      <w:r>
+        <w:rPr>
+          <w:rFonts w:asciiTheme="majorBidi" w:hAnsiTheme="majorBidi" w:cstheme="majorBidi"/>
+          <w:bCs/>
           <w:sz w:val="28"/>
           <w:szCs w:val="28"/>
         </w:rPr>
         <w:drawing>
-          <wp:inline distT="0" distB="0" distL="0" distR="0" wp14:anchorId="1A50A4AC" wp14:editId="47CF20F1">
-            <wp:extent cx="5940425" cy="3281045"/>
-            <wp:effectExtent l="0" t="0" r="3175" b="0"/>
-            <wp:docPr id="368843223" name="Рисунок 1"/>
+          <wp:inline distT="0" distB="0" distL="0" distR="0" wp14:anchorId="156365ED" wp14:editId="75314E21">
+            <wp:extent cx="5940425" cy="3249930"/>
+            <wp:effectExtent l="0" t="0" r="3175" b="7620"/>
+            <wp:docPr id="1891281277" name="Рисунок 1"/>
             <wp:cNvGraphicFramePr>
               <a:graphicFrameLocks xmlns:a="http://schemas.openxmlformats.org/drawingml/2006/main" noChangeAspect="1"/>
             </wp:cNvGraphicFramePr>
@@ -1193,7 +1253,7 @@
               <a:graphicData uri="http://schemas.openxmlformats.org/drawingml/2006/picture">
                 <pic:pic xmlns:pic="http://schemas.openxmlformats.org/drawingml/2006/picture">
                   <pic:nvPicPr>
-                    <pic:cNvPr id="368843223" name=""/>
+                    <pic:cNvPr id="1891281277" name=""/>
                     <pic:cNvPicPr/>
                   </pic:nvPicPr>
                   <pic:blipFill>
@@ -1205,7 +1265,7 @@
                   <pic:spPr>
                     <a:xfrm>
                       <a:off x="0" y="0"/>
-                      <a:ext cx="5940425" cy="3281045"/>
+                      <a:ext cx="5940425" cy="3249930"/>
                     </a:xfrm>
                     <a:prstGeom prst="rect">
                       <a:avLst/>
@@ -1260,7 +1320,7 @@
           <w:sz w:val="28"/>
           <w:szCs w:val="28"/>
         </w:rPr>
-        <w:t>датасета</w:t>
+        <w:t>поля «дата»</w:t>
       </w:r>
     </w:p>
     <w:p>
@@ -1288,16 +1348,15 @@
         <w:rPr>
           <w:rFonts w:asciiTheme="majorBidi" w:hAnsiTheme="majorBidi" w:cstheme="majorBidi"/>
           <w:bCs/>
-          <w:noProof/>
           <w:sz w:val="28"/>
           <w:szCs w:val="28"/>
         </w:rPr>
         <w:lastRenderedPageBreak/>
         <w:drawing>
-          <wp:inline distT="0" distB="0" distL="0" distR="0" wp14:anchorId="09DE7710" wp14:editId="27781EB8">
-            <wp:extent cx="5940425" cy="3322955"/>
-            <wp:effectExtent l="0" t="0" r="3175" b="0"/>
-            <wp:docPr id="359507132" name="Рисунок 1"/>
+          <wp:inline distT="0" distB="0" distL="0" distR="0" wp14:anchorId="0600FD3E" wp14:editId="508098A0">
+            <wp:extent cx="5940425" cy="3362325"/>
+            <wp:effectExtent l="0" t="0" r="3175" b="9525"/>
+            <wp:docPr id="1326536301" name="Рисунок 1"/>
             <wp:cNvGraphicFramePr>
               <a:graphicFrameLocks xmlns:a="http://schemas.openxmlformats.org/drawingml/2006/main" noChangeAspect="1"/>
             </wp:cNvGraphicFramePr>
@@ -1305,7 +1364,7 @@
               <a:graphicData uri="http://schemas.openxmlformats.org/drawingml/2006/picture">
                 <pic:pic xmlns:pic="http://schemas.openxmlformats.org/drawingml/2006/picture">
                   <pic:nvPicPr>
-                    <pic:cNvPr id="359507132" name=""/>
+                    <pic:cNvPr id="1326536301" name=""/>
                     <pic:cNvPicPr/>
                   </pic:nvPicPr>
                   <pic:blipFill>
@@ -1317,7 +1376,7 @@
                   <pic:spPr>
                     <a:xfrm>
                       <a:off x="0" y="0"/>
-                      <a:ext cx="5940425" cy="3322955"/>
+                      <a:ext cx="5940425" cy="3362325"/>
                     </a:xfrm>
                     <a:prstGeom prst="rect">
                       <a:avLst/>
@@ -1374,7 +1433,45 @@
           <w:sz w:val="28"/>
           <w:szCs w:val="28"/>
         </w:rPr>
-        <w:t>первого чарта</w:t>
+        <w:t>поля «</w:t>
+      </w:r>
+      <w:r>
+        <w:rPr>
+          <w:rFonts w:asciiTheme="majorBidi" w:hAnsiTheme="majorBidi" w:cstheme="majorBidi"/>
+          <w:bCs/>
+          <w:sz w:val="28"/>
+          <w:szCs w:val="28"/>
+          <w:lang w:val="en-US"/>
+        </w:rPr>
+        <w:t>global</w:t>
+      </w:r>
+      <w:r>
+        <w:rPr>
+          <w:rFonts w:asciiTheme="majorBidi" w:hAnsiTheme="majorBidi" w:cstheme="majorBidi"/>
+          <w:bCs/>
+          <w:sz w:val="28"/>
+          <w:szCs w:val="28"/>
+        </w:rPr>
+        <w:t>_</w:t>
+      </w:r>
+      <w:r>
+        <w:rPr>
+          <w:rFonts w:asciiTheme="majorBidi" w:hAnsiTheme="majorBidi" w:cstheme="majorBidi"/>
+          <w:bCs/>
+          <w:sz w:val="28"/>
+          <w:szCs w:val="28"/>
+          <w:lang w:val="en-US"/>
+        </w:rPr>
+        <w:t>sales</w:t>
+      </w:r>
+      <w:r>
+        <w:rPr>
+          <w:rFonts w:asciiTheme="majorBidi" w:hAnsiTheme="majorBidi" w:cstheme="majorBidi"/>
+          <w:bCs/>
+          <w:sz w:val="28"/>
+          <w:szCs w:val="28"/>
+        </w:rPr>
+        <w:t>»</w:t>
       </w:r>
     </w:p>
     <w:p>
@@ -1402,15 +1499,14 @@
         <w:rPr>
           <w:rFonts w:asciiTheme="majorBidi" w:hAnsiTheme="majorBidi" w:cstheme="majorBidi"/>
           <w:bCs/>
-          <w:noProof/>
           <w:sz w:val="28"/>
           <w:szCs w:val="28"/>
         </w:rPr>
         <w:drawing>
-          <wp:inline distT="0" distB="0" distL="0" distR="0" wp14:anchorId="10CC048A" wp14:editId="53E3FA9C">
-            <wp:extent cx="5940425" cy="3325495"/>
-            <wp:effectExtent l="0" t="0" r="3175" b="8255"/>
-            <wp:docPr id="1318530311" name="Рисунок 1"/>
+          <wp:inline distT="0" distB="0" distL="0" distR="0" wp14:anchorId="61424E3B" wp14:editId="026B3DF5">
+            <wp:extent cx="5940425" cy="3268980"/>
+            <wp:effectExtent l="0" t="0" r="3175" b="7620"/>
+            <wp:docPr id="310372914" name="Рисунок 1"/>
             <wp:cNvGraphicFramePr>
               <a:graphicFrameLocks xmlns:a="http://schemas.openxmlformats.org/drawingml/2006/main" noChangeAspect="1"/>
             </wp:cNvGraphicFramePr>
@@ -1418,7 +1514,7 @@
               <a:graphicData uri="http://schemas.openxmlformats.org/drawingml/2006/picture">
                 <pic:pic xmlns:pic="http://schemas.openxmlformats.org/drawingml/2006/picture">
                   <pic:nvPicPr>
-                    <pic:cNvPr id="1318530311" name=""/>
+                    <pic:cNvPr id="310372914" name=""/>
                     <pic:cNvPicPr/>
                   </pic:nvPicPr>
                   <pic:blipFill>
@@ -1430,7 +1526,7 @@
                   <pic:spPr>
                     <a:xfrm>
                       <a:off x="0" y="0"/>
-                      <a:ext cx="5940425" cy="3325495"/>
+                      <a:ext cx="5940425" cy="3268980"/>
                     </a:xfrm>
                     <a:prstGeom prst="rect">
                       <a:avLst/>
@@ -1487,7 +1583,16 @@
           <w:sz w:val="28"/>
           <w:szCs w:val="28"/>
         </w:rPr>
-        <w:t>второго чарта</w:t>
+        <w:t>первого</w:t>
+      </w:r>
+      <w:r>
+        <w:rPr>
+          <w:rFonts w:asciiTheme="majorBidi" w:hAnsiTheme="majorBidi" w:cstheme="majorBidi"/>
+          <w:bCs/>
+          <w:sz w:val="28"/>
+          <w:szCs w:val="28"/>
+        </w:rPr>
+        <w:t xml:space="preserve"> чарта</w:t>
       </w:r>
     </w:p>
     <w:p>
@@ -1500,15 +1605,12 @@
         <w:jc w:val="center"/>
       </w:pPr>
       <w:r>
-        <w:rPr>
-          <w:noProof/>
-        </w:rPr>
         <w:lastRenderedPageBreak/>
         <w:drawing>
-          <wp:inline distT="0" distB="0" distL="0" distR="0" wp14:anchorId="6DE0A84B" wp14:editId="474EB3F8">
-            <wp:extent cx="5940425" cy="3255645"/>
-            <wp:effectExtent l="0" t="0" r="3175" b="1905"/>
-            <wp:docPr id="1523993553" name="Рисунок 1"/>
+          <wp:inline distT="0" distB="0" distL="0" distR="0" wp14:anchorId="72798064" wp14:editId="28FF74E8">
+            <wp:extent cx="5940425" cy="3213735"/>
+            <wp:effectExtent l="0" t="0" r="3175" b="5715"/>
+            <wp:docPr id="242713695" name="Рисунок 1"/>
             <wp:cNvGraphicFramePr>
               <a:graphicFrameLocks xmlns:a="http://schemas.openxmlformats.org/drawingml/2006/main" noChangeAspect="1"/>
             </wp:cNvGraphicFramePr>
@@ -1516,7 +1618,7 @@
               <a:graphicData uri="http://schemas.openxmlformats.org/drawingml/2006/picture">
                 <pic:pic xmlns:pic="http://schemas.openxmlformats.org/drawingml/2006/picture">
                   <pic:nvPicPr>
-                    <pic:cNvPr id="1523993553" name=""/>
+                    <pic:cNvPr id="242713695" name=""/>
                     <pic:cNvPicPr/>
                   </pic:nvPicPr>
                   <pic:blipFill>
@@ -1528,7 +1630,7 @@
                   <pic:spPr>
                     <a:xfrm>
                       <a:off x="0" y="0"/>
-                      <a:ext cx="5940425" cy="3255645"/>
+                      <a:ext cx="5940425" cy="3213735"/>
                     </a:xfrm>
                     <a:prstGeom prst="rect">
                       <a:avLst/>
@@ -1544,6 +1646,12 @@
     <w:p>
       <w:pPr>
         <w:jc w:val="center"/>
+        <w:rPr>
+          <w:rFonts w:asciiTheme="majorBidi" w:hAnsiTheme="majorBidi" w:cstheme="majorBidi"/>
+          <w:bCs/>
+          <w:sz w:val="28"/>
+          <w:szCs w:val="28"/>
+        </w:rPr>
       </w:pPr>
       <w:r>
         <w:rPr>
@@ -1579,7 +1687,16 @@
           <w:sz w:val="28"/>
           <w:szCs w:val="28"/>
         </w:rPr>
-        <w:t>третьего чарта</w:t>
+        <w:t>второго</w:t>
+      </w:r>
+      <w:r>
+        <w:rPr>
+          <w:rFonts w:asciiTheme="majorBidi" w:hAnsiTheme="majorBidi" w:cstheme="majorBidi"/>
+          <w:bCs/>
+          <w:sz w:val="28"/>
+          <w:szCs w:val="28"/>
+        </w:rPr>
+        <w:t xml:space="preserve"> чарта</w:t>
       </w:r>
     </w:p>
     <w:p>
@@ -1592,14 +1709,11 @@
         <w:jc w:val="center"/>
       </w:pPr>
       <w:r>
-        <w:rPr>
-          <w:noProof/>
-        </w:rPr>
         <w:drawing>
-          <wp:inline distT="0" distB="0" distL="0" distR="0" wp14:anchorId="75E51D4B" wp14:editId="5B8A3678">
-            <wp:extent cx="5940425" cy="3159760"/>
-            <wp:effectExtent l="0" t="0" r="3175" b="2540"/>
-            <wp:docPr id="177133186" name="Рисунок 1"/>
+          <wp:inline distT="0" distB="0" distL="0" distR="0" wp14:anchorId="2CDD408E" wp14:editId="4D9C3113">
+            <wp:extent cx="5940425" cy="3319145"/>
+            <wp:effectExtent l="0" t="0" r="3175" b="0"/>
+            <wp:docPr id="1171531120" name="Рисунок 1"/>
             <wp:cNvGraphicFramePr>
               <a:graphicFrameLocks xmlns:a="http://schemas.openxmlformats.org/drawingml/2006/main" noChangeAspect="1"/>
             </wp:cNvGraphicFramePr>
@@ -1607,7 +1721,7 @@
               <a:graphicData uri="http://schemas.openxmlformats.org/drawingml/2006/picture">
                 <pic:pic xmlns:pic="http://schemas.openxmlformats.org/drawingml/2006/picture">
                   <pic:nvPicPr>
-                    <pic:cNvPr id="177133186" name=""/>
+                    <pic:cNvPr id="1171531120" name=""/>
                     <pic:cNvPicPr/>
                   </pic:nvPicPr>
                   <pic:blipFill>
@@ -1619,7 +1733,7 @@
                   <pic:spPr>
                     <a:xfrm>
                       <a:off x="0" y="0"/>
-                      <a:ext cx="5940425" cy="3159760"/>
+                      <a:ext cx="5940425" cy="3319145"/>
                     </a:xfrm>
                     <a:prstGeom prst="rect">
                       <a:avLst/>
@@ -1635,12 +1749,6 @@
     <w:p>
       <w:pPr>
         <w:jc w:val="center"/>
-        <w:rPr>
-          <w:rFonts w:asciiTheme="majorBidi" w:hAnsiTheme="majorBidi" w:cstheme="majorBidi"/>
-          <w:bCs/>
-          <w:sz w:val="28"/>
-          <w:szCs w:val="28"/>
-        </w:rPr>
       </w:pPr>
       <w:r>
         <w:rPr>
@@ -1658,7 +1766,16 @@
           <w:sz w:val="28"/>
           <w:szCs w:val="28"/>
         </w:rPr>
-        <w:t>11</w:t>
+        <w:t>1</w:t>
+      </w:r>
+      <w:r>
+        <w:rPr>
+          <w:rFonts w:asciiTheme="majorBidi" w:hAnsiTheme="majorBidi" w:cstheme="majorBidi"/>
+          <w:bCs/>
+          <w:sz w:val="28"/>
+          <w:szCs w:val="28"/>
+        </w:rPr>
+        <w:t>1</w:t>
       </w:r>
       <w:r>
         <w:rPr>
@@ -1676,7 +1793,16 @@
           <w:sz w:val="28"/>
           <w:szCs w:val="28"/>
         </w:rPr>
-        <w:t>дашборда</w:t>
+        <w:t xml:space="preserve">третьего </w:t>
+      </w:r>
+      <w:r>
+        <w:rPr>
+          <w:rFonts w:asciiTheme="majorBidi" w:hAnsiTheme="majorBidi" w:cstheme="majorBidi"/>
+          <w:bCs/>
+          <w:sz w:val="28"/>
+          <w:szCs w:val="28"/>
+        </w:rPr>
+        <w:t>чарта</w:t>
       </w:r>
     </w:p>
     <w:p>
@@ -1685,67 +1811,16 @@
       </w:pPr>
     </w:p>
     <w:p>
-      <w:r>
-        <w:t>Ссылка на дашборд</w:t>
-      </w:r>
-      <w:r>
-        <w:t>:</w:t>
-      </w:r>
-    </w:p>
-    <w:p>
-      <w:hyperlink r:id="rId19" w:history="1">
-        <w:r>
-          <w:rPr>
-            <w:rStyle w:val="ac"/>
-          </w:rPr>
-          <w:t>https://datalens.yandex/4d94fd7r4128o</w:t>
-        </w:r>
-      </w:hyperlink>
-    </w:p>
-    <w:p/>
-    <w:p/>
-    <w:p>
-      <w:pPr>
-        <w:rPr>
-          <w:b/>
-          <w:bCs/>
-          <w:sz w:val="28"/>
-          <w:szCs w:val="28"/>
-        </w:rPr>
-      </w:pPr>
-      <w:r>
-        <w:rPr>
-          <w:b/>
-          <w:bCs/>
-          <w:sz w:val="28"/>
-          <w:szCs w:val="28"/>
-        </w:rPr>
+      <w:pPr>
+        <w:jc w:val="center"/>
+      </w:pPr>
+      <w:r>
         <w:lastRenderedPageBreak/>
-        <w:t>Задание 3</w:t>
-      </w:r>
-    </w:p>
-    <w:p>
-      <w:pPr>
-        <w:rPr>
-          <w:b/>
-          <w:bCs/>
-          <w:sz w:val="28"/>
-          <w:szCs w:val="28"/>
-        </w:rPr>
-      </w:pPr>
-      <w:r>
-        <w:rPr>
-          <w:b/>
-          <w:bCs/>
-          <w:noProof/>
-          <w:sz w:val="28"/>
-          <w:szCs w:val="28"/>
-        </w:rPr>
         <w:drawing>
-          <wp:inline distT="0" distB="0" distL="0" distR="0" wp14:anchorId="018EF35A" wp14:editId="19EFB5CA">
-            <wp:extent cx="5940425" cy="4653280"/>
+          <wp:inline distT="0" distB="0" distL="0" distR="0" wp14:anchorId="3BD9B64D" wp14:editId="1CD36FE9">
+            <wp:extent cx="5940425" cy="3050540"/>
             <wp:effectExtent l="0" t="0" r="3175" b="0"/>
-            <wp:docPr id="1189906277" name="Рисунок 1"/>
+            <wp:docPr id="1298487736" name="Рисунок 1"/>
             <wp:cNvGraphicFramePr>
               <a:graphicFrameLocks xmlns:a="http://schemas.openxmlformats.org/drawingml/2006/main" noChangeAspect="1"/>
             </wp:cNvGraphicFramePr>
@@ -1753,11 +1828,11 @@
               <a:graphicData uri="http://schemas.openxmlformats.org/drawingml/2006/picture">
                 <pic:pic xmlns:pic="http://schemas.openxmlformats.org/drawingml/2006/picture">
                   <pic:nvPicPr>
-                    <pic:cNvPr id="1189906277" name=""/>
+                    <pic:cNvPr id="1298487736" name=""/>
                     <pic:cNvPicPr/>
                   </pic:nvPicPr>
                   <pic:blipFill>
-                    <a:blip r:embed="rId20"/>
+                    <a:blip r:embed="rId19"/>
                     <a:stretch>
                       <a:fillRect/>
                     </a:stretch>
@@ -1765,7 +1840,7 @@
                   <pic:spPr>
                     <a:xfrm>
                       <a:off x="0" y="0"/>
-                      <a:ext cx="5940425" cy="4653280"/>
+                      <a:ext cx="5940425" cy="3050540"/>
                     </a:xfrm>
                     <a:prstGeom prst="rect">
                       <a:avLst/>
@@ -1804,7 +1879,17 @@
           <w:sz w:val="28"/>
           <w:szCs w:val="28"/>
         </w:rPr>
-        <w:t>12</w:t>
+        <w:t>1</w:t>
+      </w:r>
+      <w:r>
+        <w:rPr>
+          <w:rFonts w:asciiTheme="majorBidi" w:hAnsiTheme="majorBidi" w:cstheme="majorBidi"/>
+          <w:bCs/>
+          <w:sz w:val="28"/>
+          <w:szCs w:val="28"/>
+          <w:lang w:val="en-US"/>
+        </w:rPr>
+        <w:t>2</w:t>
       </w:r>
       <w:r>
         <w:rPr>
@@ -1822,133 +1907,16 @@
           <w:sz w:val="28"/>
           <w:szCs w:val="28"/>
         </w:rPr>
-        <w:t>дашборда с селекторами</w:t>
-      </w:r>
-    </w:p>
-    <w:p>
-      <w:pPr>
-        <w:rPr>
-          <w:b/>
-          <w:bCs/>
-          <w:sz w:val="28"/>
-          <w:szCs w:val="28"/>
-        </w:rPr>
-      </w:pPr>
+        <w:t>дашборда</w:t>
+      </w:r>
     </w:p>
     <w:p>
       <w:pPr>
         <w:jc w:val="center"/>
-        <w:rPr>
-          <w:b/>
-          <w:bCs/>
-          <w:sz w:val="28"/>
-          <w:szCs w:val="28"/>
-        </w:rPr>
-      </w:pPr>
-      <w:r>
-        <w:rPr>
-          <w:b/>
-          <w:bCs/>
-          <w:noProof/>
-          <w:sz w:val="28"/>
-          <w:szCs w:val="28"/>
-        </w:rPr>
-        <w:drawing>
-          <wp:inline distT="0" distB="0" distL="0" distR="0" wp14:anchorId="76E37755" wp14:editId="56E2E254">
-            <wp:extent cx="5562600" cy="3037281"/>
-            <wp:effectExtent l="0" t="0" r="0" b="0"/>
-            <wp:docPr id="1230579092" name="Рисунок 1"/>
-            <wp:cNvGraphicFramePr>
-              <a:graphicFrameLocks xmlns:a="http://schemas.openxmlformats.org/drawingml/2006/main" noChangeAspect="1"/>
-            </wp:cNvGraphicFramePr>
-            <a:graphic xmlns:a="http://schemas.openxmlformats.org/drawingml/2006/main">
-              <a:graphicData uri="http://schemas.openxmlformats.org/drawingml/2006/picture">
-                <pic:pic xmlns:pic="http://schemas.openxmlformats.org/drawingml/2006/picture">
-                  <pic:nvPicPr>
-                    <pic:cNvPr id="1230579092" name=""/>
-                    <pic:cNvPicPr/>
-                  </pic:nvPicPr>
-                  <pic:blipFill>
-                    <a:blip r:embed="rId21"/>
-                    <a:stretch>
-                      <a:fillRect/>
-                    </a:stretch>
-                  </pic:blipFill>
-                  <pic:spPr>
-                    <a:xfrm>
-                      <a:off x="0" y="0"/>
-                      <a:ext cx="5564005" cy="3038048"/>
-                    </a:xfrm>
-                    <a:prstGeom prst="rect">
-                      <a:avLst/>
-                    </a:prstGeom>
-                  </pic:spPr>
-                </pic:pic>
-              </a:graphicData>
-            </a:graphic>
-          </wp:inline>
-        </w:drawing>
-      </w:r>
-    </w:p>
-    <w:p>
-      <w:pPr>
-        <w:jc w:val="center"/>
-        <w:rPr>
-          <w:rFonts w:asciiTheme="majorBidi" w:hAnsiTheme="majorBidi" w:cstheme="majorBidi"/>
-          <w:bCs/>
-          <w:sz w:val="28"/>
-          <w:szCs w:val="28"/>
-        </w:rPr>
-      </w:pPr>
-      <w:r>
-        <w:rPr>
-          <w:rFonts w:asciiTheme="majorBidi" w:hAnsiTheme="majorBidi" w:cstheme="majorBidi"/>
-          <w:bCs/>
-          <w:sz w:val="28"/>
-          <w:szCs w:val="28"/>
-        </w:rPr>
-        <w:t xml:space="preserve">Рис. </w:t>
-      </w:r>
-      <w:r>
-        <w:rPr>
-          <w:rFonts w:asciiTheme="majorBidi" w:hAnsiTheme="majorBidi" w:cstheme="majorBidi"/>
-          <w:bCs/>
-          <w:sz w:val="28"/>
-          <w:szCs w:val="28"/>
-        </w:rPr>
-        <w:t>1</w:t>
-      </w:r>
-      <w:r>
-        <w:rPr>
-          <w:rFonts w:asciiTheme="majorBidi" w:hAnsiTheme="majorBidi" w:cstheme="majorBidi"/>
-          <w:bCs/>
-          <w:sz w:val="28"/>
-          <w:szCs w:val="28"/>
-        </w:rPr>
-        <w:t>3</w:t>
-      </w:r>
-      <w:r>
-        <w:rPr>
-          <w:rFonts w:asciiTheme="majorBidi" w:hAnsiTheme="majorBidi" w:cstheme="majorBidi"/>
-          <w:bCs/>
-          <w:sz w:val="28"/>
-          <w:szCs w:val="28"/>
-        </w:rPr>
-        <w:t xml:space="preserve">. Создание </w:t>
-      </w:r>
-      <w:r>
-        <w:rPr>
-          <w:rFonts w:asciiTheme="majorBidi" w:hAnsiTheme="majorBidi" w:cstheme="majorBidi"/>
-          <w:bCs/>
-          <w:sz w:val="28"/>
-          <w:szCs w:val="28"/>
-        </w:rPr>
-        <w:t>дашборда с селекторами</w:t>
-      </w:r>
-    </w:p>
-    <w:p>
-      <w:r>
-        <w:lastRenderedPageBreak/>
+      </w:pPr>
+    </w:p>
+    <w:p>
+      <w:r>
         <w:t>Ссылка на дашборд</w:t>
       </w:r>
       <w:r>
@@ -1956,24 +1924,9 @@
       </w:r>
     </w:p>
     <w:p>
-      <w:hyperlink r:id="rId22" w:history="1">
-        <w:r>
-          <w:rPr>
-            <w:rStyle w:val="ac"/>
-          </w:rPr>
-          <w:t>https://datalens.yandex/4d94fd7r4128o</w:t>
-        </w:r>
-      </w:hyperlink>
-    </w:p>
-    <w:p>
-      <w:pPr>
-        <w:rPr>
-          <w:b/>
-          <w:bCs/>
-          <w:sz w:val="28"/>
-          <w:szCs w:val="28"/>
-        </w:rPr>
-      </w:pPr>
+      <w:r>
+        <w:t>https://datalens.yandex/yaudniqsomywi</w:t>
+      </w:r>
     </w:p>
     <w:sectPr>
       <w:pgSz w:w="11906" w:h="16838"/>
